--- a/word/17-Campanha-Lancamento.docx
+++ b/word/17-Campanha-Lancamento.docx
@@ -4582,7 +4582,7 @@
         <w:pStyle w:val="BlockText"/>
       </w:pPr>
       <w:r>
-        <w:t xml:space="preserve">URL: https://sankofa-eosin.vercel.app</w:t>
+        <w:t xml:space="preserve">URL: https://www.sankofahga.com</w:t>
       </w:r>
       <w:r>
         <w:t xml:space="preserve"> </w:t>
@@ -4608,7 +4608,7 @@
         <w:t xml:space="preserve"> </w:t>
       </w:r>
       <w:r>
-        <w:t xml:space="preserve">nhadafilipe@gmail.com · +55 [DDD número]</w:t>
+        <w:t xml:space="preserve">flifnhada@hotmail.com · +55 11 98483-7997</w:t>
       </w:r>
     </w:p>
     <w:p>
